--- a/Лаб1/Vers2/Отчет и тд/Отчёт/Отчёт.docx
+++ b/Лаб1/Vers2/Отчет и тд/Отчёт/Отчёт.docx
@@ -928,22 +928,22 @@
     <w:tbl>
       <w:tblPr>
         <w:tblStyle w:val="afe"/>
-        <w:tblW w:w="9345" w:type="dxa"/>
+        <w:tblW w:w="8500" w:type="dxa"/>
         <w:tblInd w:w="851" w:type="dxa"/>
         <w:tblBorders>
-          <w:top w:val="none" w:sz="0" w:space="0" w:color="auto"/>
-          <w:left w:val="none" w:sz="0" w:space="0" w:color="auto"/>
-          <w:bottom w:val="none" w:sz="0" w:space="0" w:color="auto"/>
-          <w:right w:val="none" w:sz="0" w:space="0" w:color="auto"/>
-          <w:insideH w:val="none" w:sz="0" w:space="0" w:color="auto"/>
-          <w:insideV w:val="none" w:sz="0" w:space="0" w:color="auto"/>
+          <w:top w:val="single" w:sz="4" w:space="0" w:color="auto"/>
+          <w:left w:val="single" w:sz="4" w:space="0" w:color="auto"/>
+          <w:bottom w:val="single" w:sz="4" w:space="0" w:color="auto"/>
+          <w:right w:val="single" w:sz="4" w:space="0" w:color="auto"/>
+          <w:insideH w:val="single" w:sz="4" w:space="0" w:color="auto"/>
+          <w:insideV w:val="single" w:sz="4" w:space="0" w:color="auto"/>
         </w:tblBorders>
         <w:tblLook w:val="04A0" w:firstRow="1" w:lastRow="0" w:firstColumn="1" w:lastColumn="0" w:noHBand="0" w:noVBand="1"/>
       </w:tblPr>
       <w:tblGrid>
         <w:gridCol w:w="3115"/>
         <w:gridCol w:w="2272"/>
-        <w:gridCol w:w="3958"/>
+        <w:gridCol w:w="3113"/>
       </w:tblGrid>
       <w:tr>
         <w:tc>
@@ -1086,7 +1086,7 @@
         </w:tc>
         <w:tc>
           <w:tcPr>
-            <w:tcW w:w="3958" w:type="dxa"/>
+            <w:tcW w:w="3113" w:type="dxa"/>
           </w:tcPr>
           <w:p>
             <w:pPr>
@@ -1597,10 +1597,10 @@
             <v:path o:extrusionok="f" gradientshapeok="t" o:connecttype="rect"/>
             <o:lock v:ext="edit" aspectratio="t"/>
           </v:shapetype>
-          <v:shape id="_x0000_i1025" type="#_x0000_t75" style="width:340.6pt;height:654.7pt" o:ole="">
+          <v:shape id="_x0000_i1025" type="#_x0000_t75" style="width:340.2pt;height:654.6pt" o:ole="">
             <v:imagedata r:id="rId8" o:title=""/>
           </v:shape>
-          <o:OLEObject Type="Embed" ProgID="Visio.Drawing.15" ShapeID="_x0000_i1025" DrawAspect="Content" ObjectID="_1826209427" r:id="rId9"/>
+          <o:OLEObject Type="Embed" ProgID="Visio.Drawing.15" ShapeID="_x0000_i1025" DrawAspect="Content" ObjectID="_1826468950" r:id="rId9"/>
         </w:object>
       </w:r>
     </w:p>
@@ -2343,7 +2343,7 @@
       <w:pPr>
         <w:pStyle w:val="af5"/>
         <w:spacing w:line="480" w:lineRule="auto"/>
-        <w:ind w:firstLine="0"/>
+        <w:ind w:firstLine="851"/>
         <w:rPr>
           <w:b/>
           <w:bCs/>
